--- a/lessons/2-7/homework.docx
+++ b/lessons/2-7/homework.docx
@@ -12,7 +12,7 @@
           <w:b/>
           <w:bCs/>
         </w:rPr>
-        <w:t xml:space="preserve">Divide Decimals — Homework</w:t>
+        <w:t xml:space="preserve">Divide Decimals Using an Algorithm — Homework</w:t>
       </w:r>
     </w:p>
     <w:p>
@@ -24,7 +24,7 @@
           <w:i/>
           <w:iCs/>
         </w:rPr>
-        <w:t xml:space="preserve">Lesson 1-7  •  Standard 6.NOS.3</w:t>
+        <w:t xml:space="preserve">Lesson 2-7  •  Standard 6.NOS.3</w:t>
       </w:r>
     </w:p>
     <w:p>
@@ -161,10 +161,10 @@
           <w:b/>
           <w:bCs/>
         </w:rPr>
-        <w:t xml:space="preserve">Dividend (Dividendo)</w:t>
-      </w:r>
-      <w:r>
-        <w:t xml:space="preserve"> — The number you are splitting up in a division problem.</w:t>
+        <w:t xml:space="preserve">Divide Decimals (Dividir decimales)</w:t>
+      </w:r>
+      <w:r>
+        <w:t xml:space="preserve"> — Find a quotient with decimals by making the divisor a whole number first.</w:t>
       </w:r>
     </w:p>
     <w:p>
@@ -224,10 +224,10 @@
           <w:b/>
           <w:bCs/>
         </w:rPr>
-        <w:t xml:space="preserve">Divisor (Divisor)</w:t>
-      </w:r>
-      <w:r>
-        <w:t xml:space="preserve"> — The number you split by in a division problem.</w:t>
+        <w:t xml:space="preserve">Dividend (Dividendo)</w:t>
+      </w:r>
+      <w:r>
+        <w:t xml:space="preserve"> — The number you are splitting up in a division problem.</w:t>
       </w:r>
     </w:p>
     <w:p>
@@ -287,10 +287,10 @@
           <w:b/>
           <w:bCs/>
         </w:rPr>
-        <w:t xml:space="preserve">Quotient (Cociente)</w:t>
-      </w:r>
-      <w:r>
-        <w:t xml:space="preserve"> — The answer when you divide.</w:t>
+        <w:t xml:space="preserve">Divisor (Divisor)</w:t>
+      </w:r>
+      <w:r>
+        <w:t xml:space="preserve"> — The number you split by in a division problem.</w:t>
       </w:r>
     </w:p>
     <w:p>
@@ -350,10 +350,10 @@
           <w:b/>
           <w:bCs/>
         </w:rPr>
-        <w:t xml:space="preserve">Decimal division (División decimal)</w:t>
-      </w:r>
-      <w:r>
-        <w:t xml:space="preserve"> — Dividing with decimals. First make the number you divide by a whole number.</w:t>
+        <w:t xml:space="preserve">Quotient (Cociente)</w:t>
+      </w:r>
+      <w:r>
+        <w:t xml:space="preserve"> — The answer when you divide.</w:t>
       </w:r>
     </w:p>
     <w:p>
@@ -413,6 +413,69 @@
           <w:b/>
           <w:bCs/>
         </w:rPr>
+        <w:t xml:space="preserve">Decimal division (División decimal)</w:t>
+      </w:r>
+      <w:r>
+        <w:t xml:space="preserve"> — Dividing with decimals. First move the point to make the number you divide by whole, then run the long-division cycle.</w:t>
+      </w:r>
+    </w:p>
+    <w:p>
+      <w:pPr>
+        <w:keepNext/>
+        <w:spacing w:after="20" w:before="80"/>
+        <w:jc w:val="center"/>
+      </w:pPr>
+      <w:r>
+        <w:drawing>
+          <wp:inline distT="0" distB="0" distL="0" distR="0">
+            <wp:extent cx="1047750" cy="790575"/>
+            <wp:effectExtent t="0" r="0" b="0" l="0"/>
+            <wp:docPr id="1" name="" descr="" title=""/>
+            <wp:cNvGraphicFramePr>
+              <a:graphicFrameLocks xmlns:a="http://schemas.openxmlformats.org/drawingml/2006/main" noChangeAspect="1"/>
+            </wp:cNvGraphicFramePr>
+            <a:graphic xmlns:a="http://schemas.openxmlformats.org/drawingml/2006/main">
+              <a:graphicData uri="http://schemas.openxmlformats.org/drawingml/2006/picture">
+                <pic:pic xmlns:pic="http://schemas.openxmlformats.org/drawingml/2006/picture">
+                  <pic:nvPicPr>
+                    <pic:cNvPr id="0" name="" descr=""/>
+                    <pic:cNvPicPr>
+                      <a:picLocks noChangeAspect="1" noChangeArrowheads="1"/>
+                    </pic:cNvPicPr>
+                  </pic:nvPicPr>
+                  <pic:blipFill>
+                    <a:blip r:embed="rId12" cstate="none"/>
+                    <a:srcRect/>
+                    <a:stretch>
+                      <a:fillRect/>
+                    </a:stretch>
+                  </pic:blipFill>
+                  <pic:spPr bwMode="auto">
+                    <a:xfrm>
+                      <a:off x="0" y="0"/>
+                      <a:ext cx="1047750" cy="790575"/>
+                    </a:xfrm>
+                    <a:prstGeom prst="rect">
+                      <a:avLst/>
+                    </a:prstGeom>
+                  </pic:spPr>
+                </pic:pic>
+              </a:graphicData>
+            </a:graphic>
+          </wp:inline>
+        </w:drawing>
+      </w:r>
+    </w:p>
+    <w:p>
+      <w:pPr>
+        <w:keepNext/>
+        <w:spacing w:after="120"/>
+      </w:pPr>
+      <w:r>
+        <w:rPr>
+          <w:b/>
+          <w:bCs/>
+        </w:rPr>
         <w:t xml:space="preserve">Equivalent division (División equivalente)</w:t>
       </w:r>
       <w:r>
@@ -1129,7 +1192,7 @@
           <w:b/>
           <w:bCs/>
         </w:rPr>
-        <w:t xml:space="preserve">7. onLevel — Spot the Common Mistake</w:t>
+        <w:t xml:space="preserve">7. Spot the Common Mistake</w:t>
       </w:r>
     </w:p>
     <w:p>
@@ -1145,15 +1208,15 @@
         <w:spacing w:after="40" w:before="0"/>
       </w:pPr>
       <w:r>
-        <w:t xml:space="preserve">   Step 2 (Move both decimal points): 0.12 has 2 decimal places, so move both points 2 places: 9.6 ÷ 0.12 becomes 960 ÷ 12.</w:t>
-      </w:r>
-    </w:p>
-    <w:p>
-      <w:pPr>
-        <w:spacing w:after="40" w:before="0"/>
-      </w:pPr>
-      <w:r>
-        <w:t xml:space="preserve">   Step 3 (Divide and place the decimal): 960 ÷ 12 = 80, but the student wrote the answer as 8.0.</w:t>
+        <w:t xml:space="preserve">   Step 2 (Count how far to move): 0.12 has 2 decimal places, so BOTH numbers move 2 places right. The divisor: 0.12 → 12.</w:t>
+      </w:r>
+    </w:p>
+    <w:p>
+      <w:pPr>
+        <w:spacing w:after="40" w:before="0"/>
+      </w:pPr>
+      <w:r>
+        <w:t xml:space="preserve">   Step 3 (Move the dividend the same 2 places): 9.6 only has one digit after the point, so the student moved it just 1 place: 9.6 → 96. New problem: 96 ÷ 12 = 8.</w:t>
       </w:r>
     </w:p>
     <w:p>
@@ -1685,7 +1748,7 @@
           <w:b/>
           <w:bCs/>
         </w:rPr>
-        <w:t xml:space="preserve">7. onLevel — Spot the Common Mistake</w:t>
+        <w:t xml:space="preserve">7. Spot the Common Mistake</w:t>
       </w:r>
     </w:p>
     <w:p>
@@ -1701,7 +1764,15 @@
         <w:spacing w:after="20" w:before="0"/>
       </w:pPr>
       <w:r>
-        <w:t xml:space="preserve">     Correct work: The setup 960 ÷ 12 is correct, but the student misplaced the decimal in the quotient. 960 ÷ 12 = 80, not 8. So 9.6 ÷ 0.12 = 80. Estimate to confirm: 0.12 is tiny, so many of them fit in 9.6 — the quotient must be large. Check: 80 × 0.12 = 9.6. ✓</w:t>
+        <w:t xml:space="preserve">     Correct work: Both numbers must move the SAME number of places — 2, not 1. 9.6 runs out of digits after one place, so you add a placeholder zero to move the second place: 9.6 → 96 → 960. The real problem is 960 ÷ 12 = 80, so 9.6 ÷ 0.12 = 80. Estimate to confirm: 0.12 is tiny, so many of them fit in 9.6 — the quotient must be large, not 8. Check: 80 × 0.12 = 9.6. ✓</w:t>
+      </w:r>
+    </w:p>
+    <w:p>
+      <w:pPr>
+        <w:spacing w:after="80" w:before="0"/>
+      </w:pPr>
+      <w:r>
+        <w:t xml:space="preserve">     Watch for: In the last step the dividend moved only 1 place while the divisor moved 2, so the two numbers no longer match. Adding a placeholder zero lets 9.6 move both places to 960, making the real problem 960 ÷ 12 = 80. That size is reasonable, because a great many 0.12s fit inside 9.6.</w:t>
       </w:r>
     </w:p>
     <w:p>

--- a/lessons/2-7/homework.docx
+++ b/lessons/2-7/homework.docx
@@ -413,10 +413,10 @@
           <w:b/>
           <w:bCs/>
         </w:rPr>
-        <w:t xml:space="preserve">Decimal division (División decimal)</w:t>
-      </w:r>
-      <w:r>
-        <w:t xml:space="preserve"> — Dividing with decimals. First move the point to make the number you divide by whole, then run the long-division cycle.</w:t>
+        <w:t xml:space="preserve">Decimal Division Algorithm (Algoritmo de división decimal)</w:t>
+      </w:r>
+      <w:r>
+        <w:t xml:space="preserve"> — The steps for dividing decimals: make the divisor a whole number, move the dividend's point the same number of places, then divide.</w:t>
       </w:r>
     </w:p>
     <w:p>
